--- a/lessons/2-6/downloads/2-6-notes-l2.docx
+++ b/lessons/2-6/downloads/2-6-notes-l2.docx
@@ -368,7 +368,7 @@
                 <w:sz w:val="24"/>
                 <w:szCs w:val="24"/>
               </w:rPr>
-              <w:t xml:space="preserve">Divide Multi-Digit Numbers</w:t>
+              <w:t xml:space="preserve">Algorithm</w:t>
             </w:r>
             <w:r>
               <w:rPr>
@@ -378,44 +378,19 @@
                 <w:sz w:val="19"/>
                 <w:szCs w:val="19"/>
               </w:rPr>
-              <w:t xml:space="preserve">   Dividir números de varias cifras</w:t>
-            </w:r>
-          </w:p>
-          <w:p>
-            <w:pPr>
-              <w:spacing w:after="40"/>
+              <w:t xml:space="preserve">   Algoritmo</w:t>
+            </w:r>
+          </w:p>
+          <w:p>
+            <w:pPr>
+              <w:spacing w:after="0"/>
             </w:pPr>
             <w:r>
               <w:rPr>
                 <w:sz w:val="21"/>
                 <w:szCs w:val="21"/>
               </w:rPr>
-              <w:t xml:space="preserve">Separate a multi-digit number into equal groups to find a quotient.</w:t>
-            </w:r>
-          </w:p>
-          <w:p>
-            <w:pPr>
-              <w:spacing w:after="0"/>
-            </w:pPr>
-            <w:r>
-              <w:rPr>
-                <w:b/>
-                <w:bCs/>
-                <w:color w:val="1FA6A2"/>
-                <w:sz w:val="18"/>
-                <w:szCs w:val="18"/>
-              </w:rPr>
-              <w:t xml:space="preserve">Example:  </w:t>
-            </w:r>
-            <w:r>
-              <w:rPr>
-                <w:i/>
-                <w:iCs/>
-                <w:color w:val="5F6F80"/>
-                <w:sz w:val="18"/>
-                <w:szCs w:val="18"/>
-              </w:rPr>
-              <w:t xml:space="preserve">1,344 ÷ 12 = 112</w:t>
+              <w:t xml:space="preserve">A step-by-step set of rules or instructions to solve a math problem.</w:t>
             </w:r>
           </w:p>
         </w:tc>
@@ -544,7 +519,7 @@
                 <w:sz w:val="21"/>
                 <w:szCs w:val="21"/>
               </w:rPr>
-              <w:t xml:space="preserve">The number you are splitting up in a division problem.</w:t>
+              <w:t xml:space="preserve">The total number being divided into equal groups (the number inside the division bracket).</w:t>
             </w:r>
           </w:p>
           <w:p>
@@ -569,7 +544,7 @@
                 <w:sz w:val="18"/>
                 <w:szCs w:val="18"/>
               </w:rPr>
-              <w:t xml:space="preserve">In 156 ÷ 12 = 13, the dividend is 156 — it is the total being split up</w:t>
+              <w:t xml:space="preserve">In 1,344 ÷ 12 = 112, the dividend is 1,344 — the total amount being divided</w:t>
             </w:r>
           </w:p>
         </w:tc>
@@ -698,7 +673,7 @@
                 <w:sz w:val="21"/>
                 <w:szCs w:val="21"/>
               </w:rPr>
-              <w:t xml:space="preserve">The number you split by in a division problem.</w:t>
+              <w:t xml:space="preserve">The number of equal groups you are dividing into (the number outside the division bracket).</w:t>
             </w:r>
           </w:p>
           <w:p>
@@ -723,7 +698,7 @@
                 <w:sz w:val="18"/>
                 <w:szCs w:val="18"/>
               </w:rPr>
-              <w:t xml:space="preserve">In 156 ÷ 12 = 13, the divisor is 12 — it is the size of each group</w:t>
+              <w:t xml:space="preserve">In 1,344 ÷ 12 = 112, the divisor is 12 — the number of equal groups</w:t>
             </w:r>
           </w:p>
         </w:tc>
@@ -1138,7 +1113,7 @@
                 <w:sz w:val="24"/>
                 <w:szCs w:val="24"/>
               </w:rPr>
-              <w:t xml:space="preserve">Long division</w:t>
+              <w:t xml:space="preserve">Divide Multi-Digit Numbers</w:t>
             </w:r>
             <w:r>
               <w:rPr>
@@ -1148,7 +1123,7 @@
                 <w:sz w:val="19"/>
                 <w:szCs w:val="19"/>
               </w:rPr>
-              <w:t xml:space="preserve">   División larga</w:t>
+              <w:t xml:space="preserve">   Dividir números de varias cifras</w:t>
             </w:r>
           </w:p>
           <w:p>
@@ -1160,7 +1135,7 @@
                 <w:sz w:val="21"/>
                 <w:szCs w:val="21"/>
               </w:rPr>
-              <w:t xml:space="preserve">A method that repeats four steps — divide, multiply, subtract, bring down — until there are no digits left to bring down.</w:t>
+              <w:t xml:space="preserve">Separate a multi-digit number into equal groups to find a quotient.</w:t>
             </w:r>
           </w:p>
           <w:p>
@@ -1185,7 +1160,7 @@
                 <w:sz w:val="18"/>
                 <w:szCs w:val="18"/>
               </w:rPr>
-              <w:t xml:space="preserve">1,344 ÷ 12 → divide, multiply, subtract, bring down, repeat</w:t>
+              <w:t xml:space="preserve">1,344 ÷ 12 = 112</w:t>
             </w:r>
           </w:p>
         </w:tc>
@@ -1246,7 +1221,161 @@
                           </pic:cNvPicPr>
                         </pic:nvPicPr>
                         <pic:blipFill>
-                          <a:blip r:embed="rId14" cstate="none"/>
+                          <a:blip r:embed="rId9" cstate="none"/>
+                          <a:srcRect/>
+                          <a:stretch>
+                            <a:fillRect/>
+                          </a:stretch>
+                        </pic:blipFill>
+                        <pic:spPr bwMode="auto">
+                          <a:xfrm>
+                            <a:off x="0" y="0"/>
+                            <a:ext cx="1047750" cy="790575"/>
+                          </a:xfrm>
+                          <a:prstGeom prst="rect">
+                            <a:avLst/>
+                          </a:prstGeom>
+                        </pic:spPr>
+                      </pic:pic>
+                    </a:graphicData>
+                  </a:graphic>
+                </wp:inline>
+              </w:drawing>
+            </w:r>
+          </w:p>
+        </w:tc>
+        <w:tc>
+          <w:tcPr>
+            <w:tcW w:type="dxa" w:w="7560"/>
+            <w:tcMar>
+              <w:top w:type="dxa" w:w="100"/>
+              <w:left w:type="dxa" w:w="40"/>
+              <w:bottom w:type="dxa" w:w="100"/>
+              <w:right w:type="dxa" w:w="40"/>
+            </w:tcMar>
+            <w:vAlign w:val="center"/>
+          </w:tcPr>
+          <w:p>
+            <w:pPr>
+              <w:spacing w:after="50"/>
+            </w:pPr>
+            <w:r>
+              <w:rPr>
+                <w:b/>
+                <w:bCs/>
+                <w:color w:val="12355B"/>
+                <w:sz w:val="24"/>
+                <w:szCs w:val="24"/>
+              </w:rPr>
+              <w:t xml:space="preserve">Long division</w:t>
+            </w:r>
+            <w:r>
+              <w:rPr>
+                <w:i/>
+                <w:iCs/>
+                <w:color w:val="5F6F80"/>
+                <w:sz w:val="19"/>
+                <w:szCs w:val="19"/>
+              </w:rPr>
+              <w:t xml:space="preserve">   División larga</w:t>
+            </w:r>
+          </w:p>
+          <w:p>
+            <w:pPr>
+              <w:spacing w:after="40"/>
+            </w:pPr>
+            <w:r>
+              <w:rPr>
+                <w:sz w:val="21"/>
+                <w:szCs w:val="21"/>
+              </w:rPr>
+              <w:t xml:space="preserve">A method that repeats four steps — divide, multiply, subtract, bring down — until there are no digits left to bring down.</w:t>
+            </w:r>
+          </w:p>
+          <w:p>
+            <w:pPr>
+              <w:spacing w:after="0"/>
+            </w:pPr>
+            <w:r>
+              <w:rPr>
+                <w:b/>
+                <w:bCs/>
+                <w:color w:val="1FA6A2"/>
+                <w:sz w:val="18"/>
+                <w:szCs w:val="18"/>
+              </w:rPr>
+              <w:t xml:space="preserve">Example:  </w:t>
+            </w:r>
+            <w:r>
+              <w:rPr>
+                <w:i/>
+                <w:iCs/>
+                <w:color w:val="5F6F80"/>
+                <w:sz w:val="18"/>
+                <w:szCs w:val="18"/>
+              </w:rPr>
+              <w:t xml:space="preserve">1,344 ÷ 12 → divide, multiply, subtract, bring down, repeat</w:t>
+            </w:r>
+          </w:p>
+        </w:tc>
+      </w:tr>
+    </w:tbl>
+    <w:tbl>
+      <w:tblPr>
+        <w:tblW w:type="pct" w:w="100%"/>
+        <w:tblBorders>
+          <w:top w:val="none" w:color="FFFFFF" w:sz="0"/>
+          <w:left w:val="none" w:color="FFFFFF" w:sz="0"/>
+          <w:bottom w:val="single" w:color="C7D2DD" w:sz="4"/>
+          <w:right w:val="none" w:color="FFFFFF" w:sz="0"/>
+          <w:insideH w:val="none" w:color="FFFFFF" w:sz="0"/>
+          <w:insideV w:val="none" w:color="FFFFFF" w:sz="0"/>
+        </w:tblBorders>
+      </w:tblPr>
+      <w:tblGrid>
+        <w:gridCol w:w="1800"/>
+        <w:gridCol w:w="7560"/>
+      </w:tblGrid>
+      <w:tr>
+        <w:trPr>
+          <w:cantSplit/>
+        </w:trPr>
+        <w:tc>
+          <w:tcPr>
+            <w:tcW w:type="dxa" w:w="1800"/>
+            <w:tcMar>
+              <w:top w:type="dxa" w:w="100"/>
+              <w:left w:type="dxa" w:w="40"/>
+              <w:bottom w:type="dxa" w:w="100"/>
+              <w:right w:type="dxa" w:w="120"/>
+            </w:tcMar>
+            <w:vAlign w:val="center"/>
+          </w:tcPr>
+          <w:p>
+            <w:pPr>
+              <w:spacing w:after="0"/>
+              <w:jc w:val="center"/>
+            </w:pPr>
+            <w:r>
+              <w:drawing>
+                <wp:inline distT="0" distB="0" distL="0" distR="0">
+                  <wp:extent cx="1047750" cy="790575"/>
+                  <wp:effectExtent t="0" r="0" b="0" l="0"/>
+                  <wp:docPr id="1" name="" descr="" title=""/>
+                  <wp:cNvGraphicFramePr>
+                    <a:graphicFrameLocks xmlns:a="http://schemas.openxmlformats.org/drawingml/2006/main" noChangeAspect="1"/>
+                  </wp:cNvGraphicFramePr>
+                  <a:graphic xmlns:a="http://schemas.openxmlformats.org/drawingml/2006/main">
+                    <a:graphicData uri="http://schemas.openxmlformats.org/drawingml/2006/picture">
+                      <pic:pic xmlns:pic="http://schemas.openxmlformats.org/drawingml/2006/picture">
+                        <pic:nvPicPr>
+                          <pic:cNvPr id="0" name="" descr=""/>
+                          <pic:cNvPicPr>
+                            <a:picLocks noChangeAspect="1" noChangeArrowheads="1"/>
+                          </pic:cNvPicPr>
+                        </pic:nvPicPr>
+                        <pic:blipFill>
+                          <a:blip r:embed="rId15" cstate="none"/>
                           <a:srcRect/>
                           <a:stretch>
                             <a:fillRect/>
@@ -1433,7 +1562,7 @@
                 <w:sz w:val="21"/>
                 <w:szCs w:val="21"/>
               </w:rPr>
-              <w:t xml:space="preserve">Divide Multi-Digit Numbers      •      Dividend      •      Divisor      •      Quotient      •      Remainder      •      Long division      •      Bring down</w:t>
+              <w:t xml:space="preserve">Algorithm      •      Dividend      •      Divisor      •      Quotient      •      Remainder      •      Divide Multi-Digit Numbers      •      Long division      •      Bring down</w:t>
             </w:r>
           </w:p>
         </w:tc>
@@ -1467,21 +1596,7 @@
           <w:sz w:val="22"/>
           <w:szCs w:val="22"/>
         </w:rPr>
-        <w:t xml:space="preserve">Long division repeats four steps: divide, multiply, subtract, </w:t>
-      </w:r>
-      <w:r>
-        <w:rPr>
-          <w:sz w:val="22"/>
-          <w:szCs w:val="22"/>
-        </w:rPr>
-        <w:t xml:space="preserve">________________</w:t>
-      </w:r>
-      <w:r>
-        <w:rPr>
-          <w:sz w:val="22"/>
-          <w:szCs w:val="22"/>
-        </w:rPr>
-        <w:t xml:space="preserve"> </w:t>
+        <w:t xml:space="preserve">A step-by-step set of rules to solve a problem is called an </w:t>
       </w:r>
       <w:r>
         <w:rPr>
@@ -1518,7 +1633,7 @@
           <w:sz w:val="22"/>
           <w:szCs w:val="22"/>
         </w:rPr>
-        <w:t xml:space="preserve">In 84 ÷ 7, the number 84 being divided is the </w:t>
+        <w:t xml:space="preserve">In 84 ÷ 7, the total amount 84 being divided is the </w:t>
       </w:r>
       <w:r>
         <w:rPr>
@@ -1555,7 +1670,7 @@
           <w:sz w:val="22"/>
           <w:szCs w:val="22"/>
         </w:rPr>
-        <w:t xml:space="preserve">In 84 ÷ 7, the number 7 that we divide by is the </w:t>
+        <w:t xml:space="preserve">In 84 ÷ 7, the number 7 that you divide by is the </w:t>
       </w:r>
       <w:r>
         <w:rPr>
@@ -1666,7 +1781,21 @@
           <w:sz w:val="22"/>
           <w:szCs w:val="22"/>
         </w:rPr>
-        <w:t xml:space="preserve">The method that repeats divide, multiply, subtract, and bring down is called </w:t>
+        <w:t xml:space="preserve">Long division repeats four steps: divide, multiply, subtract, </w:t>
+      </w:r>
+      <w:r>
+        <w:rPr>
+          <w:sz w:val="22"/>
+          <w:szCs w:val="22"/>
+        </w:rPr>
+        <w:t xml:space="preserve">________________</w:t>
+      </w:r>
+      <w:r>
+        <w:rPr>
+          <w:sz w:val="22"/>
+          <w:szCs w:val="22"/>
+        </w:rPr>
+        <w:t xml:space="preserve"> </w:t>
       </w:r>
       <w:r>
         <w:rPr>
@@ -1697,6 +1826,43 @@
           <w:szCs w:val="22"/>
         </w:rPr>
         <w:t xml:space="preserve">7.  </w:t>
+      </w:r>
+      <w:r>
+        <w:rPr>
+          <w:sz w:val="22"/>
+          <w:szCs w:val="22"/>
+        </w:rPr>
+        <w:t xml:space="preserve">The method that repeats divide, multiply, subtract, and bring down is called </w:t>
+      </w:r>
+      <w:r>
+        <w:rPr>
+          <w:sz w:val="22"/>
+          <w:szCs w:val="22"/>
+        </w:rPr>
+        <w:t xml:space="preserve">________________</w:t>
+      </w:r>
+      <w:r>
+        <w:rPr>
+          <w:sz w:val="22"/>
+          <w:szCs w:val="22"/>
+        </w:rPr>
+        <w:t xml:space="preserve">.</w:t>
+      </w:r>
+    </w:p>
+    <w:p>
+      <w:pPr>
+        <w:keepLines/>
+        <w:spacing w:after="260" w:before="200"/>
+      </w:pPr>
+      <w:r>
+        <w:rPr>
+          <w:b/>
+          <w:bCs/>
+          <w:color w:val="12355B"/>
+          <w:sz w:val="22"/>
+          <w:szCs w:val="22"/>
+        </w:rPr>
+        <w:t xml:space="preserve">8.  </w:t>
       </w:r>
       <w:r>
         <w:rPr>
@@ -1739,47 +1905,6 @@
           <w:szCs w:val="30"/>
         </w:rPr>
         <w:t xml:space="preserve">Write About the Math</w:t>
-      </w:r>
-    </w:p>
-    <w:p>
-      <w:pPr>
-        <w:spacing w:after="100"/>
-      </w:pPr>
-      <w:r>
-        <w:rPr>
-          <w:i/>
-          <w:iCs/>
-          <w:color w:val="5F6F80"/>
-          <w:sz w:val="19"/>
-          <w:szCs w:val="19"/>
-        </w:rPr>
-        <w:t xml:space="preserve">Use the support level you need. Every level answers the same math question.</w:t>
-      </w:r>
-    </w:p>
-    <w:p>
-      <w:pPr>
-        <w:pStyle w:val="Heading2"/>
-        <w:spacing w:after="80" w:before="180"/>
-      </w:pPr>
-      <w:r>
-        <w:rPr>
-          <w:b/>
-          <w:bCs/>
-          <w:color w:val="12355B"/>
-          <w:sz w:val="24"/>
-          <w:szCs w:val="24"/>
-        </w:rPr>
-        <w:t xml:space="preserve">1. Understand the Question</w:t>
-      </w:r>
-      <w:r>
-        <w:rPr>
-          <w:i/>
-          <w:iCs/>
-          <w:color w:val="B97A12"/>
-          <w:sz w:val="19"/>
-          <w:szCs w:val="19"/>
-        </w:rPr>
-        <w:t xml:space="preserve">   explain</w:t>
       </w:r>
     </w:p>
     <w:tbl>
@@ -1820,38 +1945,16 @@
               </w:rPr>
               <w:t xml:space="preserve">How does multi-digit division help the school figure out how many pencils each classroom gets?</w:t>
             </w:r>
-          </w:p>
-          <w:p>
-            <w:pPr>
-              <w:spacing w:after="0"/>
-            </w:pPr>
-            <w:r>
-              <w:rPr>
-                <w:b/>
-                <w:bCs/>
-                <w:color w:val="12355B"/>
-                <w:sz w:val="20"/>
-                <w:szCs w:val="20"/>
-              </w:rPr>
-              <w:t xml:space="preserve">Your job:  </w:t>
-            </w:r>
-            <w:r>
-              <w:rPr>
-                <w:sz w:val="20"/>
-                <w:szCs w:val="20"/>
-              </w:rPr>
-              <w:t xml:space="preserve">Answer the question. Use math evidence. Explain how the evidence proves your answer.</w:t>
-            </w:r>
             <w:r>
               <w:rPr>
                 <w:i/>
                 <w:iCs/>
                 <w:color w:val="5F6F80"/>
-                <w:sz w:val="18"/>
-                <w:szCs w:val="18"/>
+                <w:sz w:val="19"/>
+                <w:szCs w:val="19"/>
               </w:rPr>
               <w:br/>
-              <w:t xml:space="preserve">Responde la pregunta. Usa evidencia matemática. Explica cómo la evidencia demuestra tu respuesta.</w:t>
+              <w:t xml:space="preserve">¿Cómo ayuda la división de varios dígitos a la escuela a averiguar cuántos lápices recibe cada salón?</w:t>
             </w:r>
           </w:p>
         </w:tc>
@@ -1859,33 +1962,22 @@
     </w:tbl>
     <w:p>
       <w:pPr>
-        <w:pStyle w:val="Heading2"/>
-        <w:spacing w:after="80" w:before="180"/>
-      </w:pPr>
-      <w:r>
-        <w:rPr>
-          <w:b/>
-          <w:bCs/>
-          <w:color w:val="12355B"/>
-          <w:sz w:val="24"/>
-          <w:szCs w:val="24"/>
-        </w:rPr>
-        <w:t xml:space="preserve">2. Plan Your Math Words</w:t>
-      </w:r>
+        <w:spacing w:after="100"/>
+      </w:pPr>
       <w:r>
         <w:rPr>
           <w:i/>
           <w:iCs/>
-          <w:color w:val="1FA6A2"/>
+          <w:color w:val="5F6F80"/>
           <w:sz w:val="19"/>
           <w:szCs w:val="19"/>
         </w:rPr>
-        <w:t xml:space="preserve">   check at least two</w:t>
-      </w:r>
-    </w:p>
-    <w:p>
-      <w:pPr>
-        <w:spacing w:after="60"/>
+        <w:t xml:space="preserve">Say your answer to a partner first. Then write it, using at least two of these words:</w:t>
+      </w:r>
+    </w:p>
+    <w:p>
+      <w:pPr>
+        <w:spacing w:after="40"/>
       </w:pPr>
       <w:r>
         <w:rPr>
@@ -1905,14 +1997,7 @@
           <w:sz w:val="20"/>
           <w:szCs w:val="20"/>
         </w:rPr>
-        <w:t xml:space="preserve">Divide Multi-Digit Numbers — </w:t>
-      </w:r>
-      <w:r>
-        <w:rPr>
-          <w:sz w:val="20"/>
-          <w:szCs w:val="20"/>
-        </w:rPr>
-        <w:t xml:space="preserve">Separate a multi-digit number into equal groups to find a quotient.</w:t>
+        <w:t xml:space="preserve">Algorithm</w:t>
       </w:r>
       <w:r>
         <w:rPr>
@@ -1922,13 +2007,12 @@
           <w:sz w:val="18"/>
           <w:szCs w:val="18"/>
         </w:rPr>
-        <w:br/>
-        <w:t xml:space="preserve">Dividir números de varias cifras — Separar un número de varias cifras en grupos iguales para hallar un cociente.</w:t>
-      </w:r>
-    </w:p>
-    <w:p>
-      <w:pPr>
-        <w:spacing w:after="60"/>
+        <w:t xml:space="preserve">  ·  Algoritmo</w:t>
+      </w:r>
+    </w:p>
+    <w:p>
+      <w:pPr>
+        <w:spacing w:after="40"/>
       </w:pPr>
       <w:r>
         <w:rPr>
@@ -1948,14 +2032,7 @@
           <w:sz w:val="20"/>
           <w:szCs w:val="20"/>
         </w:rPr>
-        <w:t xml:space="preserve">Dividend — </w:t>
-      </w:r>
-      <w:r>
-        <w:rPr>
-          <w:sz w:val="20"/>
-          <w:szCs w:val="20"/>
-        </w:rPr>
-        <w:t xml:space="preserve">The number you are splitting up in a division problem.</w:t>
+        <w:t xml:space="preserve">Dividend</w:t>
       </w:r>
       <w:r>
         <w:rPr>
@@ -1965,13 +2042,12 @@
           <w:sz w:val="18"/>
           <w:szCs w:val="18"/>
         </w:rPr>
-        <w:br/>
-        <w:t xml:space="preserve">Dividendo — El número que estás repartiendo en una división.</w:t>
-      </w:r>
-    </w:p>
-    <w:p>
-      <w:pPr>
-        <w:spacing w:after="60"/>
+        <w:t xml:space="preserve">  ·  Dividendo</w:t>
+      </w:r>
+    </w:p>
+    <w:p>
+      <w:pPr>
+        <w:spacing w:after="40"/>
       </w:pPr>
       <w:r>
         <w:rPr>
@@ -1991,14 +2067,7 @@
           <w:sz w:val="20"/>
           <w:szCs w:val="20"/>
         </w:rPr>
-        <w:t xml:space="preserve">Divisor — </w:t>
-      </w:r>
-      <w:r>
-        <w:rPr>
-          <w:sz w:val="20"/>
-          <w:szCs w:val="20"/>
-        </w:rPr>
-        <w:t xml:space="preserve">The number you split by in a division problem.</w:t>
+        <w:t xml:space="preserve">Divisor</w:t>
       </w:r>
       <w:r>
         <w:rPr>
@@ -2008,13 +2077,12 @@
           <w:sz w:val="18"/>
           <w:szCs w:val="18"/>
         </w:rPr>
-        <w:br/>
-        <w:t xml:space="preserve">Divisor — El número entre el que divides en una división.</w:t>
-      </w:r>
-    </w:p>
-    <w:p>
-      <w:pPr>
-        <w:spacing w:after="60"/>
+        <w:t xml:space="preserve">  ·  Divisor</w:t>
+      </w:r>
+    </w:p>
+    <w:p>
+      <w:pPr>
+        <w:spacing w:after="40"/>
       </w:pPr>
       <w:r>
         <w:rPr>
@@ -2034,14 +2102,7 @@
           <w:sz w:val="20"/>
           <w:szCs w:val="20"/>
         </w:rPr>
-        <w:t xml:space="preserve">Quotient — </w:t>
-      </w:r>
-      <w:r>
-        <w:rPr>
-          <w:sz w:val="20"/>
-          <w:szCs w:val="20"/>
-        </w:rPr>
-        <w:t xml:space="preserve">The answer when you divide.</w:t>
+        <w:t xml:space="preserve">Quotient</w:t>
       </w:r>
       <w:r>
         <w:rPr>
@@ -2051,13 +2112,12 @@
           <w:sz w:val="18"/>
           <w:szCs w:val="18"/>
         </w:rPr>
-        <w:br/>
-        <w:t xml:space="preserve">Cociente — La respuesta cuando divides.</w:t>
-      </w:r>
-    </w:p>
-    <w:p>
-      <w:pPr>
-        <w:spacing w:after="60"/>
+        <w:t xml:space="preserve">  ·  Cociente</w:t>
+      </w:r>
+    </w:p>
+    <w:p>
+      <w:pPr>
+        <w:spacing w:after="40"/>
       </w:pPr>
       <w:r>
         <w:rPr>
@@ -2077,14 +2137,7 @@
           <w:sz w:val="20"/>
           <w:szCs w:val="20"/>
         </w:rPr>
-        <w:t xml:space="preserve">Remainder — </w:t>
-      </w:r>
-      <w:r>
-        <w:rPr>
-          <w:sz w:val="20"/>
-          <w:szCs w:val="20"/>
-        </w:rPr>
-        <w:t xml:space="preserve">What is left over when a number does not divide evenly.</w:t>
+        <w:t xml:space="preserve">Remainder</w:t>
       </w:r>
       <w:r>
         <w:rPr>
@@ -2094,109 +2147,7 @@
           <w:sz w:val="18"/>
           <w:szCs w:val="18"/>
         </w:rPr>
-        <w:br/>
-        <w:t xml:space="preserve">Residuo — Lo que sobra cuando un número no se divide de forma exacta.</w:t>
-      </w:r>
-    </w:p>
-    <w:tbl>
-      <w:tblPr>
-        <w:tblW w:type="pct" w:w="100%"/>
-        <w:tblBorders>
-          <w:top w:val="single" w:color="1FA6A2" w:sz="8"/>
-          <w:left w:val="single" w:color="1FA6A2" w:sz="8"/>
-          <w:bottom w:val="single" w:color="1FA6A2" w:sz="8"/>
-          <w:right w:val="single" w:color="1FA6A2" w:sz="8"/>
-          <w:insideH w:val="single" w:color="auto" w:sz="4"/>
-          <w:insideV w:val="single" w:color="auto" w:sz="4"/>
-        </w:tblBorders>
-      </w:tblPr>
-      <w:tblGrid>
-        <w:gridCol w:w="100"/>
-      </w:tblGrid>
-      <w:tr>
-        <w:tc>
-          <w:tcPr>
-            <w:shd w:fill="F7FFFD" w:color="auto" w:val="clear"/>
-            <w:tcMar>
-              <w:top w:type="dxa" w:w="120"/>
-              <w:left w:type="dxa" w:w="180"/>
-              <w:bottom w:type="dxa" w:w="120"/>
-              <w:right w:type="dxa" w:w="180"/>
-            </w:tcMar>
-          </w:tcPr>
-          <w:p>
-            <w:pPr>
-              <w:spacing w:after="50"/>
-            </w:pPr>
-            <w:r>
-              <w:rPr>
-                <w:b/>
-                <w:bCs/>
-                <w:color w:val="1FA6A2"/>
-                <w:sz w:val="20"/>
-                <w:szCs w:val="20"/>
-              </w:rPr>
-              <w:t xml:space="preserve">Say it first:  </w:t>
-            </w:r>
-            <w:r>
-              <w:rPr>
-                <w:sz w:val="20"/>
-                <w:szCs w:val="20"/>
-              </w:rPr>
-              <w:t xml:space="preserve">Say your idea to a partner or quietly to yourself before you write.</w:t>
-            </w:r>
-          </w:p>
-          <w:p>
-            <w:pPr>
-              <w:spacing w:after="60"/>
-            </w:pPr>
-            <w:r>
-              <w:rPr>
-                <w:color w:val="1A2733"/>
-                <w:sz w:val="21"/>
-                <w:szCs w:val="21"/>
-              </w:rPr>
-              <w:t xml:space="preserve">Each classroom gets ___ pencils because 1,680 ÷ 24 = ___.</w:t>
-            </w:r>
-            <w:r>
-              <w:rPr>
-                <w:i/>
-                <w:iCs/>
-                <w:color w:val="5F6F80"/>
-                <w:sz w:val="19"/>
-                <w:szCs w:val="19"/>
-              </w:rPr>
-              <w:br/>
-              <w:t xml:space="preserve">Di tu respuesta primero: Mi respuesta es ___ porque ___.</w:t>
-            </w:r>
-          </w:p>
-        </w:tc>
-      </w:tr>
-    </w:tbl>
-    <w:p>
-      <w:pPr>
-        <w:pStyle w:val="Heading2"/>
-        <w:spacing w:after="80" w:before="180"/>
-      </w:pPr>
-      <w:r>
-        <w:rPr>
-          <w:b/>
-          <w:bCs/>
-          <w:color w:val="12355B"/>
-          <w:sz w:val="24"/>
-          <w:szCs w:val="24"/>
-        </w:rPr>
-        <w:t xml:space="preserve">3. Build Your Explanation</w:t>
-      </w:r>
-      <w:r>
-        <w:rPr>
-          <w:i/>
-          <w:iCs/>
-          <w:color w:val="B97A12"/>
-          <w:sz w:val="19"/>
-          <w:szCs w:val="19"/>
-        </w:rPr>
-        <w:t xml:space="preserve">   choose your support</w:t>
+        <w:t xml:space="preserve">  ·  Residuo</w:t>
       </w:r>
     </w:p>
     <w:tbl>
@@ -2227,21 +2178,6 @@
           </w:tcPr>
           <w:p>
             <w:pPr>
-              <w:spacing w:after="50"/>
-            </w:pPr>
-            <w:r>
-              <w:rPr>
-                <w:i/>
-                <w:iCs/>
-                <w:color w:val="5F6F80"/>
-                <w:sz w:val="19"/>
-                <w:szCs w:val="19"/>
-              </w:rPr>
-              <w:t xml:space="preserve">This model shows the parts of an explanation. It does not answer your writing question.</w:t>
-            </w:r>
-          </w:p>
-          <w:p>
-            <w:pPr>
               <w:spacing w:after="80"/>
             </w:pPr>
             <w:r>
@@ -2252,58 +2188,14 @@
                 <w:sz w:val="19"/>
                 <w:szCs w:val="19"/>
               </w:rPr>
-              <w:t xml:space="preserve">Claim:  </w:t>
+              <w:t xml:space="preserve">Model:  </w:t>
             </w:r>
             <w:r>
               <w:rPr>
                 <w:sz w:val="19"/>
                 <w:szCs w:val="19"/>
               </w:rPr>
-              <w:t xml:space="preserve">Estimating with friendly numbers checks whether the quotient is reasonable.</w:t>
-            </w:r>
-          </w:p>
-          <w:p>
-            <w:pPr>
-              <w:spacing w:after="80"/>
-            </w:pPr>
-            <w:r>
-              <w:rPr>
-                <w:b/>
-                <w:bCs/>
-                <w:color w:val="12355B"/>
-                <w:sz w:val="19"/>
-                <w:szCs w:val="19"/>
-              </w:rPr>
-              <w:t xml:space="preserve">Evidence:  </w:t>
-            </w:r>
-            <w:r>
-              <w:rPr>
-                <w:sz w:val="19"/>
-                <w:szCs w:val="19"/>
-              </w:rPr>
-              <w:t xml:space="preserve">Students estimate using 1,200 ÷ 12 = 100 (or similar) to predict roughly 100+ bars per section, identifying 1,344 as the dividend and 12 as the divisor.</w:t>
-            </w:r>
-          </w:p>
-          <w:p>
-            <w:pPr>
-              <w:spacing w:after="80"/>
-            </w:pPr>
-            <w:r>
-              <w:rPr>
-                <w:b/>
-                <w:bCs/>
-                <w:color w:val="12355B"/>
-                <w:sz w:val="19"/>
-                <w:szCs w:val="19"/>
-              </w:rPr>
-              <w:t xml:space="preserve">Reasoning:  </w:t>
-            </w:r>
-            <w:r>
-              <w:rPr>
-                <w:sz w:val="19"/>
-                <w:szCs w:val="19"/>
-              </w:rPr>
-              <w:t xml:space="preserve">This evidence connects the definition of divide multi-digit numbers to the mathematical claim.</w:t>
+              <w:t xml:space="preserve">Estimating with friendly numbers checks whether the quotient is reasonable. — Students estimate using 1,200 ÷ 12 = 100 (or similar) to predict roughly 100+ bars per section, identifying 1,344 as the dividend and 12 as the divisor.</w:t>
             </w:r>
           </w:p>
         </w:tc>
@@ -2382,7 +2274,7 @@
           <w:sz w:val="21"/>
           <w:szCs w:val="21"/>
         </w:rPr>
-        <w:t xml:space="preserve">My answer is ___.</w:t>
+        <w:t xml:space="preserve">My answer is ___ because ___.</w:t>
       </w:r>
       <w:r>
         <w:rPr>
@@ -2393,7 +2285,7 @@
           <w:szCs w:val="19"/>
         </w:rPr>
         <w:br/>
-        <w:t xml:space="preserve">Mi respuesta es ___.</w:t>
+        <w:t xml:space="preserve">Mi respuesta es ___ porque ___.</w:t>
       </w:r>
     </w:p>
     <w:tbl>
@@ -2533,7 +2425,7 @@
           <w:sz w:val="21"/>
           <w:szCs w:val="21"/>
         </w:rPr>
-        <w:t xml:space="preserve">I know because ___.</w:t>
+        <w:t xml:space="preserve">My evidence is ___, so ___.</w:t>
       </w:r>
       <w:r>
         <w:rPr>
@@ -2544,31 +2436,7 @@
           <w:szCs w:val="19"/>
         </w:rPr>
         <w:br/>
-        <w:t xml:space="preserve">Lo sé porque ___.</w:t>
-      </w:r>
-    </w:p>
-    <w:p>
-      <w:pPr>
-        <w:spacing w:after="60"/>
-      </w:pPr>
-      <w:r>
-        <w:rPr>
-          <w:color w:val="1A2733"/>
-          <w:sz w:val="21"/>
-          <w:szCs w:val="21"/>
-        </w:rPr>
-        <w:t xml:space="preserve">So ___.</w:t>
-      </w:r>
-      <w:r>
-        <w:rPr>
-          <w:i/>
-          <w:iCs/>
-          <w:color w:val="5F6F80"/>
-          <w:sz w:val="19"/>
-          <w:szCs w:val="19"/>
-        </w:rPr>
-        <w:br/>
-        <w:t xml:space="preserve">Entonces ___.</w:t>
+        <w:t xml:space="preserve">Mi evidencia es ___, entonces ___.</w:t>
       </w:r>
     </w:p>
     <w:tbl>
@@ -2674,78 +2542,6 @@
         <w:t xml:space="preserve">Escribe una afirmación, da evidencia matemática y explica tu razonamiento.</w:t>
       </w:r>
     </w:p>
-    <w:p>
-      <w:pPr>
-        <w:spacing w:after="60"/>
-      </w:pPr>
-      <w:r>
-        <w:rPr>
-          <w:color w:val="1A2733"/>
-          <w:sz w:val="21"/>
-          <w:szCs w:val="21"/>
-        </w:rPr>
-        <w:t xml:space="preserve">My claim is ___.</w:t>
-      </w:r>
-      <w:r>
-        <w:rPr>
-          <w:i/>
-          <w:iCs/>
-          <w:color w:val="5F6F80"/>
-          <w:sz w:val="19"/>
-          <w:szCs w:val="19"/>
-        </w:rPr>
-        <w:br/>
-        <w:t xml:space="preserve">Mi afirmación es ___.</w:t>
-      </w:r>
-    </w:p>
-    <w:p>
-      <w:pPr>
-        <w:spacing w:after="60"/>
-      </w:pPr>
-      <w:r>
-        <w:rPr>
-          <w:color w:val="1A2733"/>
-          <w:sz w:val="21"/>
-          <w:szCs w:val="21"/>
-        </w:rPr>
-        <w:t xml:space="preserve">My math evidence is ___.</w:t>
-      </w:r>
-      <w:r>
-        <w:rPr>
-          <w:i/>
-          <w:iCs/>
-          <w:color w:val="5F6F80"/>
-          <w:sz w:val="19"/>
-          <w:szCs w:val="19"/>
-        </w:rPr>
-        <w:br/>
-        <w:t xml:space="preserve">Mi evidencia matemática es ___.</w:t>
-      </w:r>
-    </w:p>
-    <w:p>
-      <w:pPr>
-        <w:spacing w:after="60"/>
-      </w:pPr>
-      <w:r>
-        <w:rPr>
-          <w:color w:val="1A2733"/>
-          <w:sz w:val="21"/>
-          <w:szCs w:val="21"/>
-        </w:rPr>
-        <w:t xml:space="preserve">This proves ___ because ___.</w:t>
-      </w:r>
-      <w:r>
-        <w:rPr>
-          <w:i/>
-          <w:iCs/>
-          <w:color w:val="5F6F80"/>
-          <w:sz w:val="19"/>
-          <w:szCs w:val="19"/>
-        </w:rPr>
-        <w:br/>
-        <w:t xml:space="preserve">Esto demuestra ___ porque ___.</w:t>
-      </w:r>
-    </w:p>
     <w:tbl>
       <w:tblPr>
         <w:tblW w:type="pct" w:w="100%"/>
@@ -2828,7 +2624,7 @@
           <w:sz w:val="24"/>
           <w:szCs w:val="24"/>
         </w:rPr>
-        <w:t xml:space="preserve">4. Check Your Explanation</w:t>
+        <w:t xml:space="preserve">Check Your Explanation</w:t>
       </w:r>
       <w:r>
         <w:rPr>
@@ -2838,7 +2634,7 @@
           <w:sz w:val="19"/>
           <w:szCs w:val="19"/>
         </w:rPr>
-        <w:t xml:space="preserve">   five quick checks</w:t>
+        <w:t xml:space="preserve">   three quick checks</w:t>
       </w:r>
     </w:p>
     <w:p>
@@ -2862,17 +2658,6 @@
         </w:rPr>
         <w:t xml:space="preserve">I answered the question.</w:t>
       </w:r>
-      <w:r>
-        <w:rPr>
-          <w:i/>
-          <w:iCs/>
-          <w:color w:val="5F6F80"/>
-          <w:sz w:val="18"/>
-          <w:szCs w:val="18"/>
-        </w:rPr>
-        <w:br/>
-        <w:t xml:space="preserve">Respondí la pregunta.</w:t>
-      </w:r>
     </w:p>
     <w:p>
       <w:pPr>
@@ -2893,18 +2678,7 @@
           <w:sz w:val="20"/>
           <w:szCs w:val="20"/>
         </w:rPr>
-        <w:t xml:space="preserve">I used math evidence: numbers, an equation, a model, or a comparison.</w:t>
-      </w:r>
-      <w:r>
-        <w:rPr>
-          <w:i/>
-          <w:iCs/>
-          <w:color w:val="5F6F80"/>
-          <w:sz w:val="18"/>
-          <w:szCs w:val="18"/>
-        </w:rPr>
-        <w:br/>
-        <w:t xml:space="preserve">Usé evidencia matemática: números, una ecuación, un modelo o una comparación.</w:t>
+        <w:t xml:space="preserve">I used math evidence: numbers, an equation, or a model.</w:t>
       </w:r>
     </w:p>
     <w:p>
@@ -2926,84 +2700,7 @@
           <w:sz w:val="20"/>
           <w:szCs w:val="20"/>
         </w:rPr>
-        <w:t xml:space="preserve">I explained how the evidence proves my answer.</w:t>
-      </w:r>
-      <w:r>
-        <w:rPr>
-          <w:i/>
-          <w:iCs/>
-          <w:color w:val="5F6F80"/>
-          <w:sz w:val="18"/>
-          <w:szCs w:val="18"/>
-        </w:rPr>
-        <w:br/>
-        <w:t xml:space="preserve">Expliqué cómo la evidencia demuestra mi respuesta.</w:t>
-      </w:r>
-    </w:p>
-    <w:p>
-      <w:pPr>
-        <w:spacing w:after="80"/>
-      </w:pPr>
-      <w:r>
-        <w:rPr>
-          <w:b/>
-          <w:bCs/>
-          <w:color w:val="1FA6A2"/>
-          <w:sz w:val="22"/>
-          <w:szCs w:val="22"/>
-        </w:rPr>
-        <w:t xml:space="preserve">☐  </w:t>
-      </w:r>
-      <w:r>
-        <w:rPr>
-          <w:sz w:val="20"/>
-          <w:szCs w:val="20"/>
-        </w:rPr>
         <w:t xml:space="preserve">I used at least two math words.</w:t>
-      </w:r>
-      <w:r>
-        <w:rPr>
-          <w:i/>
-          <w:iCs/>
-          <w:color w:val="5F6F80"/>
-          <w:sz w:val="18"/>
-          <w:szCs w:val="18"/>
-        </w:rPr>
-        <w:br/>
-        <w:t xml:space="preserve">Usé por lo menos dos palabras matemáticas.</w:t>
-      </w:r>
-    </w:p>
-    <w:p>
-      <w:pPr>
-        <w:spacing w:after="80"/>
-      </w:pPr>
-      <w:r>
-        <w:rPr>
-          <w:b/>
-          <w:bCs/>
-          <w:color w:val="1FA6A2"/>
-          <w:sz w:val="22"/>
-          <w:szCs w:val="22"/>
-        </w:rPr>
-        <w:t xml:space="preserve">☐  </w:t>
-      </w:r>
-      <w:r>
-        <w:rPr>
-          <w:sz w:val="20"/>
-          <w:szCs w:val="20"/>
-        </w:rPr>
-        <w:t xml:space="preserve">I reread complete sentences and punctuation.</w:t>
-      </w:r>
-      <w:r>
-        <w:rPr>
-          <w:i/>
-          <w:iCs/>
-          <w:color w:val="5F6F80"/>
-          <w:sz w:val="18"/>
-          <w:szCs w:val="18"/>
-        </w:rPr>
-        <w:br/>
-        <w:t xml:space="preserve">Volví a leer mis oraciones completas y la puntuación.</w:t>
       </w:r>
     </w:p>
     <w:p>
